--- a/A Month at the USTore.docx
+++ b/A Month at the USTore.docx
@@ -100,7 +100,17 @@
         <w:spacing w:after="160" w:line="300"/>
       </w:pPr>
       <w:r>
-        <w:t xml:space="preserve">The day starts with a sign-in. Each staff member has their own account, so the system knows who recorded what. It keeps the store’s records safe from anyone who should not be changing them.</w:t>
+        <w:t xml:space="preserve">The day starts with a sign-in. Each staff member has their own account, so the system knows who recorded what. Anyone can add a new record, but changing or removing one that is already saved needs the </w:t>
+      </w:r>
+      <w:r>
+        <w:rPr>
+          <w:b/>
+          <w:bCs/>
+        </w:rPr>
+        <w:t xml:space="preserve">admin</w:t>
+      </w:r>
+      <w:r>
+        <w:t xml:space="preserve">: the admin edits directly, and anyone else is first asked for the admin’s password. That keeps the store’s records safe from anyone who should not be changing them.</w:t>
       </w:r>
     </w:p>
     <w:p>
@@ -144,25 +154,55 @@
         <w:spacing w:after="160" w:line="300"/>
       </w:pPr>
       <w:r>
-        <w:t xml:space="preserve">The page also lets the staff say what </w:t>
-      </w:r>
-      <w:r>
-        <w:rPr>
-          <w:i/>
-          <w:iCs/>
-        </w:rPr>
-        <w:t xml:space="preserve">kind</w:t>
-      </w:r>
-      <w:r>
-        <w:t xml:space="preserve"> of sale it was. A walk-in student buying one shirt is everyday business. A student council ordering a hundred shirts at once is a one-off, so it is marked as a bulk order and does not fool the system into expecting a hundred more next week. Damaged, promotional and transferred items are recorded too, so the shelf count stays honest.</w:t>
-      </w:r>
-    </w:p>
-    <w:p>
-      <w:pPr>
-        <w:spacing w:after="160" w:line="300"/>
-      </w:pPr>
-      <w:r>
-        <w:t xml:space="preserve">A few other jobs live on this page:</w:t>
+        <w:t xml:space="preserve">The page also lets the staff say what kind of sale it was. A walk-in student buying one shirt is a </w:t>
+      </w:r>
+      <w:r>
+        <w:rPr>
+          <w:b/>
+          <w:bCs/>
+        </w:rPr>
+        <w:t xml:space="preserve">Sale (Walk In)</w:t>
+      </w:r>
+      <w:r>
+        <w:t xml:space="preserve">, everyday business. A student council ordering a hundred shirts at once is a one-off, so it is recorded as a </w:t>
+      </w:r>
+      <w:r>
+        <w:rPr>
+          <w:b/>
+          <w:bCs/>
+        </w:rPr>
+        <w:t xml:space="preserve">Sale (Bulk/Organization)</w:t>
+      </w:r>
+      <w:r>
+        <w:t xml:space="preserve"> and does not fool the system into expecting a hundred more next week. A </w:t>
+      </w:r>
+      <w:r>
+        <w:rPr>
+          <w:b/>
+          <w:bCs/>
+        </w:rPr>
+        <w:t xml:space="preserve">Sale (Pre-Order)</w:t>
+      </w:r>
+      <w:r>
+        <w:t xml:space="preserve"> is kept apart the same way. Damaged, promotional and transferred items are recorded too, so the shelf count stays honest. If an entry was typed wrong, </w:t>
+      </w:r>
+      <w:r>
+        <w:rPr>
+          <w:b/>
+          <w:bCs/>
+        </w:rPr>
+        <w:t xml:space="preserve">Edit entries</w:t>
+      </w:r>
+      <w:r>
+        <w:t xml:space="preserve"> lets the staff fix its date, type or quantity, or remove it.</w:t>
+      </w:r>
+    </w:p>
+    <w:p>
+      <w:pPr>
+        <w:spacing w:after="160" w:line="300"/>
+      </w:pPr>
+      <w:r>
+        <w:t xml:space="preserve">The page is split into four colour-coded tabs, so each job has its own place:</w:t>
       </w:r>
     </w:p>
     <w:p>
@@ -179,10 +219,30 @@
           <w:b/>
           <w:bCs/>
         </w:rPr>
-        <w:t xml:space="preserve">Monthly Inventory Count:</w:t>
-      </w:r>
-      <w:r>
-        <w:t xml:space="preserve"> once a month the staff count what is really on the shelf. This is the system’s “reality check”.</w:t>
+        <w:t xml:space="preserve">Sales</w:t>
+      </w:r>
+      <w:r>
+        <w:t xml:space="preserve"> (orange): the Sales Tally itself, </w:t>
+      </w:r>
+      <w:r>
+        <w:rPr>
+          <w:b/>
+          <w:bCs/>
+        </w:rPr>
+        <w:t xml:space="preserve">Upcoming Bulk Orders</w:t>
+      </w:r>
+      <w:r>
+        <w:t xml:space="preserve"> for big orders the store already knows about, and </w:t>
+      </w:r>
+      <w:r>
+        <w:rPr>
+          <w:b/>
+          <w:bCs/>
+        </w:rPr>
+        <w:t xml:space="preserve">Entries by Date</w:t>
+      </w:r>
+      <w:r>
+        <w:t xml:space="preserve"> to look back at any day.</w:t>
       </w:r>
     </w:p>
     <w:p>
@@ -199,10 +259,30 @@
           <w:b/>
           <w:bCs/>
         </w:rPr>
-        <w:t xml:space="preserve">Store Closure and Flag an Event:</w:t>
-      </w:r>
-      <w:r>
-        <w:t xml:space="preserve"> if the store closes for a holiday, or a campus event is coming, staff mark the date. A closed day then reads as “closed”, not as “nobody bought anything”.</w:t>
+        <w:t xml:space="preserve">Stock</w:t>
+      </w:r>
+      <w:r>
+        <w:t xml:space="preserve"> (green): the </w:t>
+      </w:r>
+      <w:r>
+        <w:rPr>
+          <w:b/>
+          <w:bCs/>
+        </w:rPr>
+        <w:t xml:space="preserve">Monthly Inventory Count</w:t>
+      </w:r>
+      <w:r>
+        <w:t xml:space="preserve">, when once a month the staff count what is really on the shelf. This is the system’s “reality check”. </w:t>
+      </w:r>
+      <w:r>
+        <w:rPr>
+          <w:b/>
+          <w:bCs/>
+        </w:rPr>
+        <w:t xml:space="preserve">Restock Deliveries</w:t>
+      </w:r>
+      <w:r>
+        <w:t xml:space="preserve"> live here too: when an order is placed and when it arrives are both noted, so the system learns how long each supplier really takes.</w:t>
       </w:r>
     </w:p>
     <w:p>
@@ -219,10 +299,30 @@
           <w:b/>
           <w:bCs/>
         </w:rPr>
-        <w:t xml:space="preserve">Restock Deliveries:</w:t>
-      </w:r>
-      <w:r>
-        <w:t xml:space="preserve"> when an order is placed and when it arrives are both noted, so the system learns how long each supplier really takes.</w:t>
+        <w:t xml:space="preserve">Calendar</w:t>
+      </w:r>
+      <w:r>
+        <w:t xml:space="preserve"> (blue): </w:t>
+      </w:r>
+      <w:r>
+        <w:rPr>
+          <w:b/>
+          <w:bCs/>
+        </w:rPr>
+        <w:t xml:space="preserve">Store Closure / Suspension</w:t>
+      </w:r>
+      <w:r>
+        <w:t xml:space="preserve"> and </w:t>
+      </w:r>
+      <w:r>
+        <w:rPr>
+          <w:b/>
+          <w:bCs/>
+        </w:rPr>
+        <w:t xml:space="preserve">Flag an Event</w:t>
+      </w:r>
+      <w:r>
+        <w:t xml:space="preserve">. If the store closes for a holiday, or a campus event is coming, staff mark the date. A closed day then reads as “closed”, not as “nobody bought anything”.</w:t>
       </w:r>
     </w:p>
     <w:p>
@@ -239,10 +339,92 @@
           <w:b/>
           <w:bCs/>
         </w:rPr>
-        <w:t xml:space="preserve">Upcoming Bulk Orders:</w:t>
-      </w:r>
-      <w:r>
-        <w:t xml:space="preserve"> big orders the store already knows about are noted ahead of time.</w:t>
+        <w:t xml:space="preserve">Update Analytics</w:t>
+      </w:r>
+      <w:r>
+        <w:t xml:space="preserve"> (purple): the button that refreshes the whole dashboard, described below. The tab shows a count while new records are waiting for it.</w:t>
+      </w:r>
+    </w:p>
+    <w:p>
+      <w:pPr>
+        <w:spacing w:after="160" w:line="300"/>
+      </w:pPr>
+      <w:r>
+        <w:t xml:space="preserve">Above the tabs, </w:t>
+      </w:r>
+      <w:r>
+        <w:rPr>
+          <w:b/>
+          <w:bCs/>
+        </w:rPr>
+        <w:t xml:space="preserve">Names to review</w:t>
+      </w:r>
+      <w:r>
+        <w:t xml:space="preserve"> appears when a tally sheet starts calling an item by a new name. The staff confirm which item it is, so its history is not lost.</w:t>
+      </w:r>
+    </w:p>
+    <w:p>
+      <w:pPr>
+        <w:spacing w:after="160" w:line="300"/>
+      </w:pPr>
+      <w:r>
+        <w:t xml:space="preserve">At the end of the day, one button on the </w:t>
+      </w:r>
+      <w:r>
+        <w:rPr>
+          <w:b/>
+          <w:bCs/>
+        </w:rPr>
+        <w:t xml:space="preserve">Update Analytics</w:t>
+      </w:r>
+      <w:r>
+        <w:t xml:space="preserve"> tab does the heavy lifting: </w:t>
+      </w:r>
+      <w:r>
+        <w:rPr>
+          <w:b/>
+          <w:bCs/>
+        </w:rPr>
+        <w:t xml:space="preserve">Full Pipeline Run</w:t>
+      </w:r>
+      <w:r>
+        <w:t xml:space="preserve">. Think of it as the system sitting down overnight with all the day’s notes, tidying them up, and redoing its homework, from sorting the items to forecasting to working out what to reorder.</w:t>
+      </w:r>
+    </w:p>
+    <w:p>
+      <w:pPr>
+        <w:pStyle w:val="Heading2"/>
+        <w:keepNext/>
+        <w:spacing w:before="360" w:after="60"/>
+      </w:pPr>
+      <w:r>
+        <w:t xml:space="preserve">3. The manager’s first look: what to order now</w:t>
+      </w:r>
+    </w:p>
+    <w:p>
+      <w:pPr>
+        <w:keepNext/>
+        <w:spacing w:after="160"/>
+      </w:pPr>
+      <w:r>
+        <w:rPr>
+          <w:rFonts w:ascii="Arial" w:cs="Arial" w:eastAsia="Arial" w:hAnsi="Arial"/>
+          <w:b/>
+          <w:bCs/>
+          <w:caps/>
+          <w:color w:val="8C6D00"/>
+          <w:sz w:val="18"/>
+          <w:szCs w:val="18"/>
+        </w:rPr>
+        <w:t xml:space="preserve">Dashboard Overview</w:t>
+      </w:r>
+    </w:p>
+    <w:p>
+      <w:pPr>
+        <w:spacing w:after="160" w:line="300"/>
+      </w:pPr>
+      <w:r>
+        <w:t xml:space="preserve">The store manager opens the Analytics Dashboard and lands on the Overview. Like the front page of a newspaper, it puts the headline first and the details further down:</w:t>
       </w:r>
     </w:p>
     <w:p>
@@ -259,64 +441,40 @@
           <w:b/>
           <w:bCs/>
         </w:rPr>
-        <w:t xml:space="preserve">Names to Review:</w:t>
-      </w:r>
-      <w:r>
-        <w:t xml:space="preserve"> if a tally sheet starts calling an item by a new name, the staff confirm which item it is, so its history is not lost.</w:t>
-      </w:r>
-    </w:p>
-    <w:p>
-      <w:pPr>
-        <w:spacing w:after="160" w:line="300"/>
-      </w:pPr>
-      <w:r>
-        <w:t xml:space="preserve">At the end of the day, one button does the heavy lifting: </w:t>
-      </w:r>
-      <w:r>
-        <w:rPr>
-          <w:b/>
-          <w:bCs/>
-        </w:rPr>
-        <w:t xml:space="preserve">Run the pipeline</w:t>
-      </w:r>
-      <w:r>
-        <w:t xml:space="preserve">. Think of it as the system sitting down overnight with all the day’s notes, tidying them up, and redoing its homework, from sorting the items to forecasting to working out what to reorder.</w:t>
-      </w:r>
-    </w:p>
-    <w:p>
-      <w:pPr>
-        <w:pStyle w:val="Heading2"/>
-        <w:keepNext/>
-        <w:spacing w:before="360" w:after="60"/>
-      </w:pPr>
-      <w:r>
-        <w:t xml:space="preserve">3. The manager’s first look: the big picture</w:t>
-      </w:r>
-    </w:p>
-    <w:p>
-      <w:pPr>
-        <w:keepNext/>
-        <w:spacing w:after="160"/>
-      </w:pPr>
-      <w:r>
-        <w:rPr>
-          <w:rFonts w:ascii="Arial" w:cs="Arial" w:eastAsia="Arial" w:hAnsi="Arial"/>
-          <w:b/>
-          <w:bCs/>
-          <w:caps/>
-          <w:color w:val="8C6D00"/>
-          <w:sz w:val="18"/>
-          <w:szCs w:val="18"/>
-        </w:rPr>
-        <w:t xml:space="preserve">Dashboard Overview</w:t>
-      </w:r>
-    </w:p>
-    <w:p>
-      <w:pPr>
-        <w:spacing w:after="160" w:line="300"/>
-      </w:pPr>
-      <w:r>
-        <w:t xml:space="preserve">The store manager opens the Analytics Dashboard and lands on the Overview. It is the store at a glance, like the front page of a newspaper:</w:t>
+        <w:t xml:space="preserve">The headline: what to reorder now.</w:t>
+      </w:r>
+      <w:r>
+        <w:t xml:space="preserve"> A banner at the top says, for example, “Reorder 50 items”, how many units to order in all, and how many of those items have no stock left. Beside it are the </w:t>
+      </w:r>
+      <w:r>
+        <w:rPr>
+          <w:b/>
+          <w:bCs/>
+        </w:rPr>
+        <w:t xml:space="preserve">Categories</w:t>
+      </w:r>
+      <w:r>
+        <w:t xml:space="preserve"> and </w:t>
+      </w:r>
+      <w:r>
+        <w:rPr>
+          <w:b/>
+          <w:bCs/>
+        </w:rPr>
+        <w:t xml:space="preserve">Suppliers</w:t>
+      </w:r>
+      <w:r>
+        <w:t xml:space="preserve"> the order comes from, and an </w:t>
+      </w:r>
+      <w:r>
+        <w:rPr>
+          <w:b/>
+          <w:bCs/>
+        </w:rPr>
+        <w:t xml:space="preserve">Open Reorder Alerts</w:t>
+      </w:r>
+      <w:r>
+        <w:t xml:space="preserve"> button for the full list. A small note underneath says how many items have an inventory count, because only counted items can be checked.</w:t>
       </w:r>
     </w:p>
     <w:p>
@@ -333,10 +491,40 @@
           <w:b/>
           <w:bCs/>
         </w:rPr>
-        <w:t xml:space="preserve">How much sold</w:t>
-      </w:r>
-      <w:r>
-        <w:t xml:space="preserve">, and over what months.</w:t>
+        <w:t xml:space="preserve">Three quick tiles:</w:t>
+      </w:r>
+      <w:r>
+        <w:t xml:space="preserve"> the </w:t>
+      </w:r>
+      <w:r>
+        <w:rPr>
+          <w:b/>
+          <w:bCs/>
+        </w:rPr>
+        <w:t xml:space="preserve">Expected Demand</w:t>
+      </w:r>
+      <w:r>
+        <w:t xml:space="preserve"> for the next 30 days, the </w:t>
+      </w:r>
+      <w:r>
+        <w:rPr>
+          <w:b/>
+          <w:bCs/>
+        </w:rPr>
+        <w:t xml:space="preserve">Items Without an Inventory Count</w:t>
+      </w:r>
+      <w:r>
+        <w:t xml:space="preserve"> (the items the system cannot check until someone counts them), and what is </w:t>
+      </w:r>
+      <w:r>
+        <w:rPr>
+          <w:b/>
+          <w:bCs/>
+        </w:rPr>
+        <w:t xml:space="preserve">Next on the Calendar</w:t>
+      </w:r>
+      <w:r>
+        <w:t xml:space="preserve">, such as enrollment or exam week.</w:t>
       </w:r>
     </w:p>
     <w:p>
@@ -353,10 +541,20 @@
           <w:b/>
           <w:bCs/>
         </w:rPr>
-        <w:t xml:space="preserve">The monthly sales line</w:t>
-      </w:r>
-      <w:r>
-        <w:t xml:space="preserve">, which rises at enrollment and dips during semestral break. It is the school calendar, drawn as sales.</w:t>
+        <w:t xml:space="preserve">Order These First:</w:t>
+      </w:r>
+      <w:r>
+        <w:t xml:space="preserve"> the eight most urgent items, with what is on hand and how many to order. Beside it, </w:t>
+      </w:r>
+      <w:r>
+        <w:rPr>
+          <w:b/>
+          <w:bCs/>
+        </w:rPr>
+        <w:t xml:space="preserve">What to Do With Each Group</w:t>
+      </w:r>
+      <w:r>
+        <w:t xml:space="preserve"> counts the items to keep in stock, promote, review or clear out (see the next section).</w:t>
       </w:r>
     </w:p>
     <w:p>
@@ -373,20 +571,132 @@
           <w:b/>
           <w:bCs/>
         </w:rPr>
-        <w:t xml:space="preserve">Which categories</w:t>
-      </w:r>
-      <w:r>
-        <w:t xml:space="preserve"> carry the store, and the </w:t>
-      </w:r>
-      <w:r>
-        <w:rPr>
-          <w:b/>
-          <w:bCs/>
-        </w:rPr>
-        <w:t xml:space="preserve">top 10 best-selling items</w:t>
-      </w:r>
-      <w:r>
-        <w:t xml:space="preserve">.</w:t>
+        <w:t xml:space="preserve">Sales detail</w:t>
+      </w:r>
+      <w:r>
+        <w:t xml:space="preserve">, at the bottom: the monthly sales line, which rises at enrollment and dips during semestral break (it is the school calendar, drawn as sales), and the </w:t>
+      </w:r>
+      <w:r>
+        <w:rPr>
+          <w:b/>
+          <w:bCs/>
+        </w:rPr>
+        <w:t xml:space="preserve">Best Sellers</w:t>
+      </w:r>
+      <w:r>
+        <w:t xml:space="preserve"> with each item’s stock status. </w:t>
+      </w:r>
+      <w:r>
+        <w:rPr>
+          <w:b/>
+          <w:bCs/>
+        </w:rPr>
+        <w:t xml:space="preserve">Browse all products</w:t>
+      </w:r>
+      <w:r>
+        <w:t xml:space="preserve"> opens the whole catalogue.</w:t>
+      </w:r>
+    </w:p>
+    <w:p>
+      <w:pPr>
+        <w:spacing w:after="160" w:line="300"/>
+      </w:pPr>
+      <w:r>
+        <w:t xml:space="preserve">Just above the sales detail sits </w:t>
+      </w:r>
+      <w:r>
+        <w:rPr>
+          <w:b/>
+          <w:bCs/>
+        </w:rPr>
+        <w:t xml:space="preserve">Upcoming Event Advisories</w:t>
+      </w:r>
+      <w:r>
+        <w:t xml:space="preserve">: notes written for the manager, such as “Enrollment is coming: make sure the fast-selling items are stocked”, “Exams next week: fewer shoppers, restocking can wait”, or “142 slow items could use a promotion”. A floating </w:t>
+      </w:r>
+      <w:r>
+        <w:rPr>
+          <w:b/>
+          <w:bCs/>
+        </w:rPr>
+        <w:t xml:space="preserve">Event Advisories</w:t>
+      </w:r>
+      <w:r>
+        <w:t xml:space="preserve"> button bounces gently to get attention and jumps straight to them. The notes are also one click away on every other page, through the </w:t>
+      </w:r>
+      <w:r>
+        <w:rPr>
+          <w:b/>
+          <w:bCs/>
+        </w:rPr>
+        <w:t xml:space="preserve">Advisories</w:t>
+      </w:r>
+      <w:r>
+        <w:t xml:space="preserve"> button at the top.</w:t>
+      </w:r>
+    </w:p>
+    <w:p>
+      <w:pPr>
+        <w:spacing w:after="160" w:line="300"/>
+      </w:pPr>
+      <w:r>
+        <w:t xml:space="preserve">Every number on the page follows the </w:t>
+      </w:r>
+      <w:r>
+        <w:rPr>
+          <w:b/>
+          <w:bCs/>
+        </w:rPr>
+        <w:t xml:space="preserve">Supplier</w:t>
+      </w:r>
+      <w:r>
+        <w:t xml:space="preserve"> and </w:t>
+      </w:r>
+      <w:r>
+        <w:rPr>
+          <w:b/>
+          <w:bCs/>
+        </w:rPr>
+        <w:t xml:space="preserve">Category</w:t>
+      </w:r>
+      <w:r>
+        <w:t xml:space="preserve"> filters at the top, and the reorder figures match the Reorder Alerts page.</w:t>
+      </w:r>
+    </w:p>
+    <w:p>
+      <w:pPr>
+        <w:pStyle w:val="Heading2"/>
+        <w:keepNext/>
+        <w:spacing w:before="360" w:after="60"/>
+      </w:pPr>
+      <w:r>
+        <w:t xml:space="preserve">4. Sorting the shelf: fast, slow and not moving</w:t>
+      </w:r>
+    </w:p>
+    <w:p>
+      <w:pPr>
+        <w:keepNext/>
+        <w:spacing w:after="160"/>
+      </w:pPr>
+      <w:r>
+        <w:rPr>
+          <w:rFonts w:ascii="Arial" w:cs="Arial" w:eastAsia="Arial" w:hAnsi="Arial"/>
+          <w:b/>
+          <w:bCs/>
+          <w:caps/>
+          <w:color w:val="8C6D00"/>
+          <w:sz w:val="18"/>
+          <w:szCs w:val="18"/>
+        </w:rPr>
+        <w:t xml:space="preserve">FSN Classification</w:t>
+      </w:r>
+    </w:p>
+    <w:p>
+      <w:pPr>
+        <w:spacing w:after="160" w:line="300"/>
+      </w:pPr>
+      <w:r>
+        <w:t xml:space="preserve">A good shopkeeper knows by instinct which items fly off the shelf and which gather dust. This page puts that instinct into numbers. Every item is sorted into one of three groups:</w:t>
       </w:r>
     </w:p>
     <w:p>
@@ -403,74 +713,20 @@
           <w:b/>
           <w:bCs/>
         </w:rPr>
-        <w:t xml:space="preserve">A warning tile:</w:t>
-      </w:r>
-      <w:r>
-        <w:t xml:space="preserve"> how many items are at, or close to, the point where they should be reordered.</w:t>
-      </w:r>
-    </w:p>
-    <w:p>
-      <w:pPr>
-        <w:spacing w:after="160" w:line="300"/>
-      </w:pPr>
-      <w:r>
-        <w:t xml:space="preserve">At the bottom of the page, a floating </w:t>
-      </w:r>
-      <w:r>
-        <w:rPr>
-          <w:b/>
-          <w:bCs/>
-        </w:rPr>
-        <w:t xml:space="preserve">Event Advisories</w:t>
-      </w:r>
-      <w:r>
-        <w:t xml:space="preserve"> button bounces gently to get attention. It leads to a set of notes written for the manager, such as “Enrollment is coming: make sure the fast-selling items are stocked”, “Exams next week: fewer shoppers, restocking can wait”, or “142 slow items could use a promotion”. These notes are also one click away on every other page, through the </w:t>
-      </w:r>
-      <w:r>
-        <w:rPr>
-          <w:b/>
-          <w:bCs/>
-        </w:rPr>
-        <w:t xml:space="preserve">Advisories</w:t>
-      </w:r>
-      <w:r>
-        <w:t xml:space="preserve"> button at the top.</w:t>
-      </w:r>
-    </w:p>
-    <w:p>
-      <w:pPr>
-        <w:pStyle w:val="Heading2"/>
-        <w:keepNext/>
-        <w:spacing w:before="360" w:after="60"/>
-      </w:pPr>
-      <w:r>
-        <w:t xml:space="preserve">4. Sorting the shelf: fast, slow and not moving</w:t>
-      </w:r>
-    </w:p>
-    <w:p>
-      <w:pPr>
-        <w:keepNext/>
-        <w:spacing w:after="160"/>
-      </w:pPr>
-      <w:r>
-        <w:rPr>
-          <w:rFonts w:ascii="Arial" w:cs="Arial" w:eastAsia="Arial" w:hAnsi="Arial"/>
-          <w:b/>
-          <w:bCs/>
-          <w:caps/>
-          <w:color w:val="8C6D00"/>
-          <w:sz w:val="18"/>
-          <w:szCs w:val="18"/>
-        </w:rPr>
-        <w:t xml:space="preserve">FSN Classification</w:t>
-      </w:r>
-    </w:p>
-    <w:p>
-      <w:pPr>
-        <w:spacing w:after="160" w:line="300"/>
-      </w:pPr>
-      <w:r>
-        <w:t xml:space="preserve">A good shopkeeper knows by instinct which items fly off the shelf and which gather dust. This page puts that instinct into numbers. Every item is sorted into one of three groups:</w:t>
+        <w:t xml:space="preserve">Fast-moving:</w:t>
+      </w:r>
+      <w:r>
+        <w:t xml:space="preserve"> sells regularly. </w:t>
+      </w:r>
+      <w:r>
+        <w:rPr>
+          <w:i/>
+          <w:iCs/>
+        </w:rPr>
+        <w:t xml:space="preserve">Keep it in stock</w:t>
+      </w:r>
+      <w:r>
+        <w:t xml:space="preserve">, because running out costs the most sales.</w:t>
       </w:r>
     </w:p>
     <w:p>
@@ -487,20 +743,20 @@
           <w:b/>
           <w:bCs/>
         </w:rPr>
-        <w:t xml:space="preserve">Fast-moving:</w:t>
-      </w:r>
-      <w:r>
-        <w:t xml:space="preserve"> sells regularly. </w:t>
+        <w:t xml:space="preserve">Slow-moving:</w:t>
+      </w:r>
+      <w:r>
+        <w:t xml:space="preserve"> sells now and then. </w:t>
       </w:r>
       <w:r>
         <w:rPr>
           <w:i/>
           <w:iCs/>
         </w:rPr>
-        <w:t xml:space="preserve">Keep it in stock</w:t>
-      </w:r>
-      <w:r>
-        <w:t xml:space="preserve">, because running out costs the most sales.</w:t>
+        <w:t xml:space="preserve">Stock less of it, and promote it</w:t>
+      </w:r>
+      <w:r>
+        <w:t xml:space="preserve">: a bundle, a better spot on the shelf, or a push during enrollment and campus events.</w:t>
       </w:r>
     </w:p>
     <w:p>
@@ -517,46 +773,16 @@
           <w:b/>
           <w:bCs/>
         </w:rPr>
-        <w:t xml:space="preserve">Slow-moving:</w:t>
-      </w:r>
-      <w:r>
-        <w:t xml:space="preserve"> sells now and then. </w:t>
+        <w:t xml:space="preserve">Non-moving:</w:t>
+      </w:r>
+      <w:r>
+        <w:t xml:space="preserve"> no sales at all. </w:t>
       </w:r>
       <w:r>
         <w:rPr>
           <w:i/>
           <w:iCs/>
         </w:rPr>
-        <w:t xml:space="preserve">Stock less of it, and promote it</w:t>
-      </w:r>
-      <w:r>
-        <w:t xml:space="preserve">: a bundle, a better spot on the shelf, or a push during enrollment and campus events.</w:t>
-      </w:r>
-    </w:p>
-    <w:p>
-      <w:pPr>
-        <w:pStyle w:val="ListParagraph"/>
-        <w:numPr>
-          <w:ilvl w:val="0"/>
-          <w:numId w:val="2"/>
-        </w:numPr>
-        <w:spacing w:after="100" w:line="288"/>
-      </w:pPr>
-      <w:r>
-        <w:rPr>
-          <w:b/>
-          <w:bCs/>
-        </w:rPr>
-        <w:t xml:space="preserve">Non-moving:</w:t>
-      </w:r>
-      <w:r>
-        <w:t xml:space="preserve"> no sales at all. </w:t>
-      </w:r>
-      <w:r>
-        <w:rPr>
-          <w:i/>
-          <w:iCs/>
-        </w:rPr>
         <w:t xml:space="preserve">Clear it out</w:t>
       </w:r>
       <w:r>
@@ -578,7 +804,17 @@
         <w:t xml:space="preserve">Review for Discontinuation</w:t>
       </w:r>
       <w:r>
-        <w:t xml:space="preserve">. That is the system gently asking whether the store still wants to carry it.</w:t>
+        <w:t xml:space="preserve">. That is the system gently asking whether the store still wants to carry it. The rules for every group open from a gold </w:t>
+      </w:r>
+      <w:r>
+        <w:rPr>
+          <w:b/>
+          <w:bCs/>
+        </w:rPr>
+        <w:t xml:space="preserve">Decision rules</w:t>
+      </w:r>
+      <w:r>
+        <w:t xml:space="preserve"> button above the item list, with a link that shows just the items under each rule.</w:t>
       </w:r>
     </w:p>
     <w:p>
@@ -650,7 +886,7 @@
         <w:spacing w:after="160" w:line="300"/>
       </w:pPr>
       <w:r>
-        <w:t xml:space="preserve">Underneath, a short section called </w:t>
+        <w:t xml:space="preserve">A short note called </w:t>
       </w:r>
       <w:r>
         <w:rPr>
@@ -660,7 +896,7 @@
         <w:t xml:space="preserve">What this means</w:t>
       </w:r>
       <w:r>
-        <w:t xml:space="preserve"> explains the forecast in plain words: the busiest week ahead, what is on the school calendar, and then </w:t>
+        <w:t xml:space="preserve">, behind the small ⓘ button beside it, explains the forecast in plain words: about how many units to expect, the busiest week ahead and what is on the school calendar. Its </w:t>
       </w:r>
       <w:r>
         <w:rPr>
@@ -670,7 +906,35 @@
         <w:t xml:space="preserve">What to do</w:t>
       </w:r>
       <w:r>
-        <w:t xml:space="preserve">. For example: “Place the next order by October 28”, or “No order needed, you have enough”.</w:t>
+        <w:t xml:space="preserve"> line gives the next step, checking the expected demand for the items to restock and reordering them, and an </w:t>
+      </w:r>
+      <w:r>
+        <w:rPr>
+          <w:b/>
+          <w:bCs/>
+        </w:rPr>
+        <w:t xml:space="preserve">Open Reorder Alerts</w:t>
+      </w:r>
+      <w:r>
+        <w:t xml:space="preserve"> button sits right beside it.</w:t>
+      </w:r>
+    </w:p>
+    <w:p>
+      <w:pPr>
+        <w:spacing w:after="160" w:line="300"/>
+      </w:pPr>
+      <w:r>
+        <w:t xml:space="preserve">If the 30 days have already passed, a yellow note says so plainly, so nobody plans on an old forecast. A second ⓘ beside </w:t>
+      </w:r>
+      <w:r>
+        <w:rPr>
+          <w:b/>
+          <w:bCs/>
+        </w:rPr>
+        <w:t xml:space="preserve">Category</w:t>
+      </w:r>
+      <w:r>
+        <w:t xml:space="preserve"> lists every item the category forecast includes, best sellers first.</w:t>
       </w:r>
     </w:p>
     <w:p>
@@ -744,7 +1008,27 @@
         <w:t xml:space="preserve">Priority Items to Reorder</w:t>
       </w:r>
       <w:r>
-        <w:t xml:space="preserve">: a ranked shopping list of what has hit its low-fuel light, how many to order of each, which supplier to call, and the total. Below it are the full figures for every item, and the current stock on the shelf with how many days it will last.</w:t>
+        <w:t xml:space="preserve">: a ranked shopping list of what has hit its low-fuel light, how many to order of each, which supplier to call, and the total. </w:t>
+      </w:r>
+      <w:r>
+        <w:rPr>
+          <w:b/>
+          <w:bCs/>
+        </w:rPr>
+        <w:t xml:space="preserve">Reorder Now</w:t>
+      </w:r>
+      <w:r>
+        <w:t xml:space="preserve"> counts the items to order today; </w:t>
+      </w:r>
+      <w:r>
+        <w:rPr>
+          <w:b/>
+          <w:bCs/>
+        </w:rPr>
+        <w:t xml:space="preserve">Approaching ROP</w:t>
+      </w:r>
+      <w:r>
+        <w:t xml:space="preserve"> counts those that are not due yet but can join the next order from the same supplier. Below are the full figures for every item, and the current stock on the shelf with how many days it will last.</w:t>
       </w:r>
     </w:p>
     <w:p>
@@ -816,7 +1100,37 @@
         <w:spacing w:after="160" w:line="300"/>
       </w:pPr>
       <w:r>
-        <w:t xml:space="preserve">For anyone who wants to slice the numbers further, this page holds a Power BI report built on the same data. It has views of the fast, slow and non-moving items, sales across the school calendar, and the batch sales by supplier.</w:t>
+        <w:t xml:space="preserve">For anyone who wants to slice the numbers further, this page holds a Power BI report built on the same data. Its </w:t>
+      </w:r>
+      <w:r>
+        <w:rPr>
+          <w:b/>
+          <w:bCs/>
+        </w:rPr>
+        <w:t xml:space="preserve">FSN</w:t>
+      </w:r>
+      <w:r>
+        <w:t xml:space="preserve"> page shows the fast, slow and non-moving items, how each category splits, and the top sellers with their share of all sales. Its </w:t>
+      </w:r>
+      <w:r>
+        <w:rPr>
+          <w:b/>
+          <w:bCs/>
+        </w:rPr>
+        <w:t xml:space="preserve">Calendar</w:t>
+      </w:r>
+      <w:r>
+        <w:t xml:space="preserve"> page shows a sales heatmap by week and weekday, and the average units sold per day by month and by type of day. Its </w:t>
+      </w:r>
+      <w:r>
+        <w:rPr>
+          <w:b/>
+          <w:bCs/>
+        </w:rPr>
+        <w:t xml:space="preserve">Batch Sales</w:t>
+      </w:r>
+      <w:r>
+        <w:t xml:space="preserve"> page shows the sales by supplier. Filters for supplier, semester, month, category and payment status narrow the views.</w:t>
       </w:r>
     </w:p>
     <w:p>
@@ -873,14 +1187,7 @@
         <w:spacing w:after="100" w:line="288"/>
       </w:pPr>
       <w:r>
-        <w:rPr>
-          <w:b/>
-          <w:bCs/>
-        </w:rPr>
-        <w:t xml:space="preserve">See</w:t>
-      </w:r>
-      <w:r>
-        <w:t xml:space="preserve"> what is happening (Overview).</w:t>
+        <w:t xml:space="preserve">See what to order now, and what is happening (Overview).</w:t>
       </w:r>
     </w:p>
     <w:p>
